--- a/tables/supplement_table_mouse_3.docx
+++ b/tables/supplement_table_mouse_3.docx
@@ -9220,6 +9220,609 @@
         <w:t>SORL1, SPI1, TREM2 show 0 colon_n_eQTL in this GTEx bulk query. For TREM2 and SPI1 this likely reflects cell-type dilution (myeloid-specific expression invisible in bulk colon). For SORL1 it is a true negative in colon. These are honest limitations of the GTEx bulk eQTL framework, not analysis errors.</w:t>
       </w:r>
     </w:p>
+    <w:p>
+      <w:pPr>
+        <w:pStyle w:val="Heading2"/>
+      </w:pPr>
+      <w:r>
+        <w:t>Data sources</w:t>
+      </w:r>
+    </w:p>
+    <w:tbl>
+      <w:tblPr>
+        <w:tblStyle w:val="LightGrid-Accent1"/>
+        <w:tblW w:type="auto" w:w="0"/>
+        <w:tblLook w:firstColumn="1" w:firstRow="1" w:lastColumn="0" w:lastRow="0" w:noHBand="0" w:noVBand="1" w:val="04A0"/>
+      </w:tblPr>
+      <w:tblGrid>
+        <w:gridCol w:w="2069"/>
+        <w:gridCol w:w="2069"/>
+        <w:gridCol w:w="2069"/>
+        <w:gridCol w:w="2069"/>
+        <w:gridCol w:w="2069"/>
+        <w:gridCol w:w="2069"/>
+        <w:gridCol w:w="2069"/>
+      </w:tblGrid>
+      <w:tr>
+        <w:tc>
+          <w:tcPr>
+            <w:tcW w:type="dxa" w:w="1474"/>
+            <w:shd w:val="clear" w:color="auto" w:fill="1F4E79"/>
+          </w:tcPr>
+          <w:p>
+            <w:r>
+              <w:rPr>
+                <w:b/>
+                <w:color w:val="FFFFFF"/>
+                <w:sz w:val="18"/>
+              </w:rPr>
+              <w:t>data_source</w:t>
+            </w:r>
+          </w:p>
+        </w:tc>
+        <w:tc>
+          <w:tcPr>
+            <w:tcW w:type="dxa" w:w="1701"/>
+            <w:shd w:val="clear" w:color="auto" w:fill="1F4E79"/>
+          </w:tcPr>
+          <w:p>
+            <w:r>
+              <w:rPr>
+                <w:b/>
+                <w:color w:val="FFFFFF"/>
+                <w:sz w:val="18"/>
+              </w:rPr>
+              <w:t>citation</w:t>
+            </w:r>
+          </w:p>
+        </w:tc>
+        <w:tc>
+          <w:tcPr>
+            <w:tcW w:type="dxa" w:w="1134"/>
+            <w:shd w:val="clear" w:color="auto" w:fill="1F4E79"/>
+          </w:tcPr>
+          <w:p>
+            <w:r>
+              <w:rPr>
+                <w:b/>
+                <w:color w:val="FFFFFF"/>
+                <w:sz w:val="18"/>
+              </w:rPr>
+              <w:t>accession</w:t>
+            </w:r>
+          </w:p>
+        </w:tc>
+        <w:tc>
+          <w:tcPr>
+            <w:tcW w:type="dxa" w:w="2268"/>
+            <w:shd w:val="clear" w:color="auto" w:fill="1F4E79"/>
+          </w:tcPr>
+          <w:p>
+            <w:r>
+              <w:rPr>
+                <w:b/>
+                <w:color w:val="FFFFFF"/>
+                <w:sz w:val="18"/>
+              </w:rPr>
+              <w:t>url</w:t>
+            </w:r>
+          </w:p>
+        </w:tc>
+        <w:tc>
+          <w:tcPr>
+            <w:tcW w:type="dxa" w:w="1134"/>
+            <w:shd w:val="clear" w:color="auto" w:fill="1F4E79"/>
+          </w:tcPr>
+          <w:p>
+            <w:r>
+              <w:rPr>
+                <w:b/>
+                <w:color w:val="FFFFFF"/>
+                <w:sz w:val="18"/>
+              </w:rPr>
+              <w:t>version_snapshot</w:t>
+            </w:r>
+          </w:p>
+        </w:tc>
+        <w:tc>
+          <w:tcPr>
+            <w:tcW w:type="dxa" w:w="1984"/>
+            <w:shd w:val="clear" w:color="auto" w:fill="1F4E79"/>
+          </w:tcPr>
+          <w:p>
+            <w:r>
+              <w:rPr>
+                <w:b/>
+                <w:color w:val="FFFFFF"/>
+                <w:sz w:val="18"/>
+              </w:rPr>
+              <w:t>derived_path_in_repo</w:t>
+            </w:r>
+          </w:p>
+        </w:tc>
+        <w:tc>
+          <w:tcPr>
+            <w:tcW w:type="dxa" w:w="2835"/>
+            <w:shd w:val="clear" w:color="auto" w:fill="1F4E79"/>
+          </w:tcPr>
+          <w:p>
+            <w:r>
+              <w:rPr>
+                <w:b/>
+                <w:color w:val="FFFFFF"/>
+                <w:sz w:val="18"/>
+              </w:rPr>
+              <w:t>notes</w:t>
+            </w:r>
+          </w:p>
+        </w:tc>
+      </w:tr>
+      <w:tr>
+        <w:tc>
+          <w:tcPr>
+            <w:tcW w:type="dxa" w:w="1474"/>
+          </w:tcPr>
+          <w:p>
+            <w:r>
+              <w:rPr>
+                <w:sz w:val="17"/>
+              </w:rPr>
+              <w:t>GTEx Portal v8 eQTL query</w:t>
+            </w:r>
+          </w:p>
+        </w:tc>
+        <w:tc>
+          <w:tcPr>
+            <w:tcW w:type="dxa" w:w="1701"/>
+          </w:tcPr>
+          <w:p>
+            <w:r>
+              <w:rPr>
+                <w:sz w:val="17"/>
+              </w:rPr>
+              <w:t>GTEx Consortium Science 2020</w:t>
+            </w:r>
+          </w:p>
+        </w:tc>
+        <w:tc>
+          <w:tcPr>
+            <w:tcW w:type="dxa" w:w="1134"/>
+          </w:tcPr>
+          <w:p>
+            <w:r>
+              <w:rPr>
+                <w:sz w:val="17"/>
+              </w:rPr>
+              <w:t>v8</w:t>
+            </w:r>
+          </w:p>
+        </w:tc>
+        <w:tc>
+          <w:tcPr>
+            <w:tcW w:type="dxa" w:w="2268"/>
+          </w:tcPr>
+          <w:p>
+            <w:r>
+              <w:rPr>
+                <w:sz w:val="17"/>
+              </w:rPr>
+              <w:t>https://gtexportal.org/home/</w:t>
+            </w:r>
+          </w:p>
+        </w:tc>
+        <w:tc>
+          <w:tcPr>
+            <w:tcW w:type="dxa" w:w="1134"/>
+          </w:tcPr>
+          <w:p>
+            <w:r>
+              <w:rPr>
+                <w:sz w:val="17"/>
+              </w:rPr>
+              <w:t>queried 2026-04 (snapshot)</w:t>
+            </w:r>
+          </w:p>
+        </w:tc>
+        <w:tc>
+          <w:tcPr>
+            <w:tcW w:type="dxa" w:w="1984"/>
+          </w:tcPr>
+          <w:p>
+            <w:r>
+              <w:rPr>
+                <w:sz w:val="17"/>
+              </w:rPr>
+              <w:t>results/gtex_eqtl_query_results.csv</w:t>
+            </w:r>
+          </w:p>
+        </w:tc>
+        <w:tc>
+          <w:tcPr>
+            <w:tcW w:type="dxa" w:w="2835"/>
+          </w:tcPr>
+          <w:p>
+            <w:r>
+              <w:rPr>
+                <w:sz w:val="17"/>
+              </w:rPr>
+              <w:t>Per (gene × tissue): n_eqtl (significant single-tissue cis-eQTLs at GTEx FDR), best_p, and ad_snp_is_eqtl flag for the Bellenguez 2022 AD GWAS lead SNP</w:t>
+            </w:r>
+          </w:p>
+        </w:tc>
+      </w:tr>
+      <w:tr>
+        <w:tc>
+          <w:tcPr>
+            <w:tcW w:type="dxa" w:w="1474"/>
+          </w:tcPr>
+          <w:p>
+            <w:r>
+              <w:rPr>
+                <w:sz w:val="17"/>
+              </w:rPr>
+              <w:t>Bellenguez 2022 AD GWAS</w:t>
+            </w:r>
+          </w:p>
+        </w:tc>
+        <w:tc>
+          <w:tcPr>
+            <w:tcW w:type="dxa" w:w="1701"/>
+          </w:tcPr>
+          <w:p>
+            <w:r>
+              <w:rPr>
+                <w:sz w:val="17"/>
+              </w:rPr>
+              <w:t>Bellenguez et al. Nat Genet 2022</w:t>
+            </w:r>
+          </w:p>
+        </w:tc>
+        <w:tc>
+          <w:tcPr>
+            <w:tcW w:type="dxa" w:w="1134"/>
+          </w:tcPr>
+          <w:p>
+            <w:r>
+              <w:rPr>
+                <w:sz w:val="17"/>
+              </w:rPr>
+              <w:t>GCST90027158</w:t>
+            </w:r>
+          </w:p>
+        </w:tc>
+        <w:tc>
+          <w:tcPr>
+            <w:tcW w:type="dxa" w:w="2268"/>
+          </w:tcPr>
+          <w:p>
+            <w:r>
+              <w:rPr>
+                <w:sz w:val="17"/>
+              </w:rPr>
+              <w:t>https://www.ebi.ac.uk/gwas/studies/GCST90027158</w:t>
+            </w:r>
+          </w:p>
+        </w:tc>
+        <w:tc>
+          <w:tcPr>
+            <w:tcW w:type="dxa" w:w="1134"/>
+          </w:tcPr>
+          <w:p>
+            <w:r>
+              <w:rPr>
+                <w:sz w:val="17"/>
+              </w:rPr>
+              <w:t>2022-04 (GRCh38)</w:t>
+            </w:r>
+          </w:p>
+        </w:tc>
+        <w:tc>
+          <w:tcPr>
+            <w:tcW w:type="dxa" w:w="1984"/>
+          </w:tcPr>
+          <w:p>
+            <w:r>
+              <w:rPr>
+                <w:sz w:val="17"/>
+              </w:rPr>
+              <w:t>data/gwas/Bellenguez2022_AD_withN.tsv.gz (gitignored)</w:t>
+            </w:r>
+          </w:p>
+        </w:tc>
+        <w:tc>
+          <w:tcPr>
+            <w:tcW w:type="dxa" w:w="2835"/>
+          </w:tcPr>
+          <w:p>
+            <w:r>
+              <w:rPr>
+                <w:sz w:val="17"/>
+              </w:rPr>
+              <w:t>Used to identify AD GWAS lead SNPs per locus and to test for eQTL overlap</w:t>
+            </w:r>
+          </w:p>
+        </w:tc>
+      </w:tr>
+      <w:tr>
+        <w:tc>
+          <w:tcPr>
+            <w:tcW w:type="dxa" w:w="1474"/>
+          </w:tcPr>
+          <w:p>
+            <w:r>
+              <w:rPr>
+                <w:sz w:val="17"/>
+              </w:rPr>
+              <w:t>SMR colocalisation pipeline</w:t>
+            </w:r>
+          </w:p>
+        </w:tc>
+        <w:tc>
+          <w:tcPr>
+            <w:tcW w:type="dxa" w:w="1701"/>
+          </w:tcPr>
+          <w:p>
+            <w:r>
+              <w:rPr>
+                <w:sz w:val="17"/>
+              </w:rPr>
+              <w:t>Zhu et al. Nat Genet 2016 (SMR/HEIDI)</w:t>
+            </w:r>
+          </w:p>
+        </w:tc>
+        <w:tc>
+          <w:tcPr>
+            <w:tcW w:type="dxa" w:w="1134"/>
+          </w:tcPr>
+          <w:p>
+            <w:r>
+              <w:rPr>
+                <w:sz w:val="17"/>
+              </w:rPr>
+              <w:t>-</w:t>
+            </w:r>
+          </w:p>
+        </w:tc>
+        <w:tc>
+          <w:tcPr>
+            <w:tcW w:type="dxa" w:w="2268"/>
+          </w:tcPr>
+          <w:p>
+            <w:r>
+              <w:rPr>
+                <w:sz w:val="17"/>
+              </w:rPr>
+              <w:t>https://yanglab.westlake.edu.cn/software/smr/</w:t>
+            </w:r>
+          </w:p>
+        </w:tc>
+        <w:tc>
+          <w:tcPr>
+            <w:tcW w:type="dxa" w:w="1134"/>
+          </w:tcPr>
+          <w:p>
+            <w:r>
+              <w:rPr>
+                <w:sz w:val="17"/>
+              </w:rPr>
+              <w:t>v1.3.1</w:t>
+            </w:r>
+          </w:p>
+        </w:tc>
+        <w:tc>
+          <w:tcPr>
+            <w:tcW w:type="dxa" w:w="1984"/>
+          </w:tcPr>
+          <w:p>
+            <w:r>
+              <w:rPr>
+                <w:sz w:val="17"/>
+              </w:rPr>
+              <w:t>results/smr_colon_AD_results.csv</w:t>
+            </w:r>
+          </w:p>
+        </w:tc>
+        <w:tc>
+          <w:tcPr>
+            <w:tcW w:type="dxa" w:w="2835"/>
+          </w:tcPr>
+          <w:p>
+            <w:r>
+              <w:rPr>
+                <w:sz w:val="17"/>
+              </w:rPr>
+              <w:t>Provides lead_snp (top-eQTL SNP per gene × tissue), n_tested variants, SMR effect size, HEIDI p. Lead-SNP column in this table is sourced here.</w:t>
+            </w:r>
+          </w:p>
+        </w:tc>
+      </w:tr>
+      <w:tr>
+        <w:tc>
+          <w:tcPr>
+            <w:tcW w:type="dxa" w:w="1474"/>
+          </w:tcPr>
+          <w:p>
+            <w:r>
+              <w:rPr>
+                <w:sz w:val="17"/>
+              </w:rPr>
+              <w:t>Pipeline notebook</w:t>
+            </w:r>
+          </w:p>
+        </w:tc>
+        <w:tc>
+          <w:tcPr>
+            <w:tcW w:type="dxa" w:w="1701"/>
+          </w:tcPr>
+          <w:p>
+            <w:r>
+              <w:rPr>
+                <w:sz w:val="17"/>
+              </w:rPr>
+              <w:t>This work</w:t>
+            </w:r>
+          </w:p>
+        </w:tc>
+        <w:tc>
+          <w:tcPr>
+            <w:tcW w:type="dxa" w:w="1134"/>
+          </w:tcPr>
+          <w:p>
+            <w:r>
+              <w:rPr>
+                <w:sz w:val="17"/>
+              </w:rPr>
+              <w:t>-</w:t>
+            </w:r>
+          </w:p>
+        </w:tc>
+        <w:tc>
+          <w:tcPr>
+            <w:tcW w:type="dxa" w:w="2268"/>
+          </w:tcPr>
+          <w:p>
+            <w:r>
+              <w:rPr>
+                <w:sz w:val="17"/>
+              </w:rPr>
+              <w:t>-</w:t>
+            </w:r>
+          </w:p>
+        </w:tc>
+        <w:tc>
+          <w:tcPr>
+            <w:tcW w:type="dxa" w:w="1134"/>
+          </w:tcPr>
+          <w:p>
+            <w:r>
+              <w:rPr>
+                <w:sz w:val="17"/>
+              </w:rPr>
+              <w:t>-</w:t>
+            </w:r>
+          </w:p>
+        </w:tc>
+        <w:tc>
+          <w:tcPr>
+            <w:tcW w:type="dxa" w:w="1984"/>
+          </w:tcPr>
+          <w:p>
+            <w:r>
+              <w:rPr>
+                <w:sz w:val="17"/>
+              </w:rPr>
+              <w:t>notebooks/21_eqtl_coloc_analysis.ipynb (also _executed.ipynb)</w:t>
+            </w:r>
+          </w:p>
+        </w:tc>
+        <w:tc>
+          <w:tcPr>
+            <w:tcW w:type="dxa" w:w="2835"/>
+          </w:tcPr>
+          <w:p>
+            <w:r>
+              <w:rPr>
+                <w:sz w:val="17"/>
+              </w:rPr>
+              <w:t>Runs the GTEx query + SMR for the 10 AD candidate genes</w:t>
+            </w:r>
+          </w:p>
+        </w:tc>
+      </w:tr>
+      <w:tr>
+        <w:tc>
+          <w:tcPr>
+            <w:tcW w:type="dxa" w:w="1474"/>
+          </w:tcPr>
+          <w:p>
+            <w:r>
+              <w:rPr>
+                <w:sz w:val="17"/>
+              </w:rPr>
+              <w:t>Coloc-ABF + SharePro</w:t>
+            </w:r>
+          </w:p>
+        </w:tc>
+        <w:tc>
+          <w:tcPr>
+            <w:tcW w:type="dxa" w:w="1701"/>
+          </w:tcPr>
+          <w:p>
+            <w:r>
+              <w:rPr>
+                <w:sz w:val="17"/>
+              </w:rPr>
+              <w:t>Giambartolomei 2014; Zhang Genome Biol 2023</w:t>
+            </w:r>
+          </w:p>
+        </w:tc>
+        <w:tc>
+          <w:tcPr>
+            <w:tcW w:type="dxa" w:w="1134"/>
+          </w:tcPr>
+          <w:p>
+            <w:r>
+              <w:rPr>
+                <w:sz w:val="17"/>
+              </w:rPr>
+              <w:t>-</w:t>
+            </w:r>
+          </w:p>
+        </w:tc>
+        <w:tc>
+          <w:tcPr>
+            <w:tcW w:type="dxa" w:w="2268"/>
+          </w:tcPr>
+          <w:p>
+            <w:r>
+              <w:rPr>
+                <w:sz w:val="17"/>
+              </w:rPr>
+              <w:t>https://github.com/zhwm/SharePro_coloc</w:t>
+            </w:r>
+          </w:p>
+        </w:tc>
+        <w:tc>
+          <w:tcPr>
+            <w:tcW w:type="dxa" w:w="1134"/>
+          </w:tcPr>
+          <w:p>
+            <w:r>
+              <w:rPr>
+                <w:sz w:val="17"/>
+              </w:rPr>
+              <w:t>SharePro v5.0.0</w:t>
+            </w:r>
+          </w:p>
+        </w:tc>
+        <w:tc>
+          <w:tcPr>
+            <w:tcW w:type="dxa" w:w="1984"/>
+          </w:tcPr>
+          <w:p>
+            <w:r>
+              <w:rPr>
+                <w:sz w:val="17"/>
+              </w:rPr>
+              <w:t>results/coloc_FULL_eqtl_results.csv + results/sharepro/{GENE}_v3_result.sharepro.txt</w:t>
+            </w:r>
+          </w:p>
+        </w:tc>
+        <w:tc>
+          <w:tcPr>
+            <w:tcW w:type="dxa" w:w="2835"/>
+          </w:tcPr>
+          <w:p>
+            <w:r>
+              <w:rPr>
+                <w:sz w:val="17"/>
+              </w:rPr>
+              <w:t>Used in Fig. 4 main analysis; not directly in this table but cross-references the AD-SNP overlap calls</w:t>
+            </w:r>
+          </w:p>
+        </w:tc>
+      </w:tr>
+    </w:tbl>
     <w:sectPr>
       <w:pgSz w:w="15840" w:h="12240" w:orient="landscape"/>
       <w:pgMar w:top="680" w:right="680" w:bottom="680" w:left="680" w:header="720" w:footer="720" w:gutter="0"/>
